--- a/DocumentacaoFinal/INTEGRA_2026_Entrega_7_21_Teste_do_Banco_Oxide_e_Teste_em_Massa.docx
+++ b/DocumentacaoFinal/INTEGRA_2026_Entrega_7_21_Teste_do_Banco_Oxide_e_Teste_em_Massa.docx
@@ -1017,7 +1017,7 @@
                 <w:szCs w:val="17"/>
                 <w:lang w:val="pt-BR"/>
               </w:rPr>
-              <w:t xml:space="preserve">Justificativa: as correções e o modo WAL foram adotados depois da aprovação de Natã e enviados ao GitHub (PR #20).</w:t>
+              <w:t xml:space="preserve">Justificativa: as correções e o modo WAL foram adotados depois da aprovação de Natã e enviados ao GitHub (PR #21).</w:t>
             </w:r>
           </w:p>
         </w:tc>
@@ -1094,7 +1094,7 @@
                 <w:szCs w:val="17"/>
                 <w:lang w:val="pt-BR"/>
               </w:rPr>
-              <w:t xml:space="preserve">Relatorio-de-Teste-2026-10-10-13h45.md e Relatorio-de-Teste-2026-10-10-14h00.md; Oxidedb.md 2.1; descrição do sistema principal (README do repositório fluxid_integra2026); documentação do SQLite sobre o modo WAL; PR #20.</w:t>
+              <w:t xml:space="preserve">Relatorio-de-Teste-2026-10-10-13h45.md e Relatorio-de-Teste-2026-10-10-14h00.md; Oxidedb.md 2.1; descrição do sistema principal (README do repositório fluxid_integra2026); documentação do SQLite sobre o modo WAL; PR #21.</w:t>
             </w:r>
           </w:p>
         </w:tc>

--- a/DocumentacaoFinal/INTEGRA_2026_Entrega_7_21_Teste_do_Banco_Oxide_e_Teste_em_Massa.docx
+++ b/DocumentacaoFinal/INTEGRA_2026_Entrega_7_21_Teste_do_Banco_Oxide_e_Teste_em_Massa.docx
@@ -605,7 +605,7 @@
                 <w:szCs w:val="17"/>
                 <w:lang w:val="pt-BR"/>
               </w:rPr>
-              <w:t xml:space="preserve">Pedidos de Natã da Silva Baracho: "eu quero que faça o teste de todo o banco oxide"; "quero todas as tabelas do banco funcionando"; e "preciso que faça um teste em massa simulando tudo isto", com a descrição do sistema principal (FluxID), "além de simular os lacres enviando os dados para a Oxide usando a API que criamos".</w:t>
+              <w:t xml:space="preserve">Síntese das instruções dadas à IA. Contexto: Oxide com três tabelas e envio ao Supabase já implementados. Tarefa: testar o banco Oxide por inteiro e fazer um teste em massa, com os lacres enviando pela API num cenário como o do sistema principal. Restrições: não tocar no oxide.db do projeto. Entrega esperada: testes repetíveis e relatório.</w:t>
             </w:r>
           </w:p>
         </w:tc>
@@ -883,7 +883,7 @@
                 <w:szCs w:val="17"/>
                 <w:lang w:val="pt-BR"/>
               </w:rPr>
-              <w:t xml:space="preserve">Banco: 64 de 64 casos; suíte: 92 de 92; simulador: 23 de 23. Teste em massa: 24 de 24 verificações, 15.010 pedidos com a resposta esperada e 14.327 mensagens iguais dos dois lados, sem perda e sem duplicidade. Com o modo WAL: 588 pedidos por segundo e resposta mais lenta de 220 ms. O oxide.db do projeto ficou intacto (checksum igual). Natã da Silva Baracho respondeu os questionários e aprovou em 10/10/2026.</w:t>
+              <w:t xml:space="preserve">Natã da Silva Baracho, responsável pelo backend, leu o relatório de teste e respondeu os questionários de validação. Aprovou em 10/10/2026. Evidências do relatório: banco com 64 de 64; suíte com 92 de 92; teste em massa com 24 de 24 e 14.327 mensagens iguais dos dois lados. Testes executados pela IA; aprovação do responsável.</w:t>
             </w:r>
           </w:p>
         </w:tc>
